--- a/ultralytics/cfg/models/26-RGBT/2026-08-16/DASI_paper_draft.docx
+++ b/ultralytics/cfg/models/26-RGBT/2026-08-16/DASI_paper_draft.docx
@@ -30,7 +30,7 @@
     </w:p>
     <w:p>
       <w:r>
-        <w:t>Within our large-scale RGB-T fusion benchmark, we reproduce DASI (Dimension-Aware Selective Integration). On FLIR it reaches mAP50-95 = 0.5232 (second only to DWR) with 142.5G FLOPs. Its multi-dilation aggregation, inherited from infrared small-target detection, strongly enhances thermal-channel responses.</w:t>
+        <w:t>Within our large-scale RGB-T fusion benchmark, we reproduce DASI (Dimension-Aware Selective Integration). On FLIR it reaches mAP50-95 = 0.5232 (second only to DWR) with 142.5 GFLOPs. Its multi-dilation aggregation, inherited from infrared small-target detection, strongly enhances thermal-channel responses and yields competitive accuracy at a slightly lower cost than DWR.</w:t>
       </w:r>
     </w:p>
     <w:p>
@@ -38,12 +38,12 @@
         <w:pStyle w:val="Heading1"/>
       </w:pPr>
       <w:r>
-        <w:t>1. Mechanism</w:t>
+        <w:t>1. Module Design</w:t>
       </w:r>
     </w:p>
     <w:p>
       <w:r>
-        <w:t>DASI uses a 1x1 projection, a "Bag" module of four parallel dilated convolutions (dilation = 2/4/6/8) concatenated and 1x1-fused for multi-scale aggregation, followed by a tail convolution, a skip connection (x + x_skip), BN and ReLU.</w:t>
+        <w:t>DASI uses a 1x1 projection, followed by a "Bag" module composed of four parallel dilated convolutions (dilation 2/4/6/8) that are concatenated and 1x1-fused for multi-scale aggregation. A tail convolution, a skip connection (x + x_skip), batch normalization, and ReLU complete the block. The wider range of dilations (up to 8) gives DASI an even larger effective receptive field than DWR’s dilation set (1/3/5).</w:t>
       </w:r>
     </w:p>
     <w:p>
@@ -51,7 +51,20 @@
         <w:pStyle w:val="Heading1"/>
       </w:pPr>
       <w:r>
-        <w:t>2. Experimental Results (FLIR, yolo26s, 100 ep, imgsz640, RGBT-4ch)</w:t>
+        <w:t>2. Why It Scores High in RGB-T</w:t>
+      </w:r>
+    </w:p>
+    <w:p>
+      <w:r>
+        <w:t>The module was originally designed for infrared small targets, where enhancing weak, sparse thermal responses is critical. Transplanted to RGB-T detection, this selective, multi-scale aggregation sharpens thermal evidence and improves localization of small/far objects.</w:t>
+      </w:r>
+    </w:p>
+    <w:p>
+      <w:pPr>
+        <w:pStyle w:val="Heading1"/>
+      </w:pPr>
+      <w:r>
+        <w:t>3. Experimental Results (FLIR, yolo26s, 100 ep, imgsz 640, RGBT-4ch)</w:t>
       </w:r>
     </w:p>
     <w:tbl>
@@ -202,12 +215,25 @@
         <w:pStyle w:val="Heading1"/>
       </w:pPr>
       <w:r>
-        <w:t>3. Role in This Work</w:t>
+        <w:t>4. Analysis</w:t>
       </w:r>
     </w:p>
     <w:p>
       <w:r>
-        <w:t>Together with DWR and COI, DASI forms the top-tier reproduced baseline trio that bounds the achievable accuracy. It highlights that strong multi-scale aggregation is key to high mAP, while motivating lower-cost designs.</w:t>
+        <w:t>DASI is essentially tied with DWR on accuracy while using ~10% less compute, confirming that aggressive multi-scale aggregation is the dominant factor behind the top-tier scores. Together with DWR and COI it forms the high-accuracy reproduced trio that bounds achievable precision.</w:t>
+      </w:r>
+    </w:p>
+    <w:p>
+      <w:pPr>
+        <w:pStyle w:val="Heading1"/>
+      </w:pPr>
+      <w:r>
+        <w:t>5. Role in This Work</w:t>
+      </w:r>
+    </w:p>
+    <w:p>
+      <w:r>
+        <w:t>DASI helps define the accuracy-compute Pareto frontier that our DCAF module aims to approach from the efficient side.</w:t>
       </w:r>
     </w:p>
     <w:p>
